--- a/livrables/lecons/2026-08-16_lecon-revenus-passifs_04_economie-reelle-couts-fiscalite.docx
+++ b/livrables/lecons/2026-08-16_lecon-revenus-passifs_04_economie-reelle-couts-fiscalite.docx
@@ -2286,7 +2286,7 @@
           <w:sz w:val="22"/>
           <w:szCs w:val="22"/>
         </w:rPr>
-        <w:t xml:space="preserve">Source : AMF (Autorité des Marchés Financiers), baromètre 2025 — étude BVA Xsight, octobre 2024, 5 001 personnes interrogées :</w:t>
+        <w:t xml:space="preserve">Source : AMF, Baromètre de l'épargne et de l'investissement 2025 — enquête Audirep, 2 120 personnes, terrain du 19 septembre au 3 octobre 2025 — amf-france.org/sites/institutionnel/files/private/2025-12/barometre-amf-2025.pdf (adresse ajoutée aux ressources le 12/09/2026) : ⚠️ Corrigé le 12/09/2026 — la leçon écrivait « baromètre 2025 — étude BVA Xsight, octobre 2024, 5 001 personnes ». Ce descriptif est celui d'une AUTRE étude de l'AMF, « Les arnaques à l'investissement » (BVA Xsight, octobre 2024, 5 001 personnes), dont le chiffre-clé est tout autre : 3,2 % de victimes PROBABLES, estimées par méthode. Le 16 % ci-dessous vient bien du baromètre, où il s'agit de victimes DÉCLARÉES.</w:t>
       </w:r>
     </w:p>
     <w:p>
@@ -2307,7 +2307,7 @@
           <w:sz w:val="22"/>
           <w:szCs w:val="22"/>
         </w:rPr>
-        <w:t xml:space="preserve">16 % des Français interrogés déclarent avoir déjà été victimes d'une escroquerie sur un placement financier (proportion stable depuis deux ans selon l'AMF)</w:t>
+        <w:t xml:space="preserve">16 % des Français interrogés déclarent avoir déjà été victimes d'une escroquerie sur un placement financier (15 % en 2024, selon le même baromètre ; l'étude BVA Xsight d'octobre 2024 estime, elle, à 3,2 % la proportion de victimes probables — deux mesures différentes d'une même réalité)</w:t>
       </w:r>
     </w:p>
     <w:p>
@@ -4686,6 +4686,68 @@
     </w:p>
     <w:p>
       <w:pPr>
+        <w:pStyle w:val="ListParagraph"/>
+        <w:numPr>
+          <w:ilvl w:val="0"/>
+          <w:numId w:val="1"/>
+        </w:numPr>
+        <w:spacing w:after="80"/>
+      </w:pPr>
+      <w:hyperlink w:history="1" r:id="rIdbaro2025pdf">
+        <w:r>
+          <w:rPr>
+            <w:rFonts w:ascii="Times New Roman" w:cs="Times New Roman" w:eastAsia="Times New Roman" w:hAnsi="Times New Roman"/>
+            <w:color w:val="1155CC"/>
+            <w:sz w:val="22"/>
+            <w:szCs w:val="22"/>
+            <w:u w:val="single"/>
+          </w:rPr>
+          <w:t xml:space="preserve">AMF — Baromètre de l'épargne et de l'investissement 2025 (PDF, Audirep, n = 2 120)</w:t>
+        </w:r>
+      </w:hyperlink>
+      <w:r>
+        <w:rPr>
+          <w:rFonts w:ascii="Times New Roman" w:cs="Times New Roman" w:eastAsia="Times New Roman" w:hAnsi="Times New Roman"/>
+          <w:color w:val="1F2937"/>
+          <w:sz w:val="22"/>
+          <w:szCs w:val="22"/>
+        </w:rPr>
+        <w:t xml:space="preserve"> — AJOUTÉE LE 12/09/2026 : c'est la source du « 16 % de victimes déclarées » (15 % en 2024). Testée le 12/09/2026 : HTTP 200, 62 pages, 73 632 caractères de texte extrait ; le chiffre y figure page « arnaques aux placements », base n = 2 120.</w:t>
+      </w:r>
+    </w:p>
+    <w:p>
+      <w:pPr>
+        <w:pStyle w:val="ListParagraph"/>
+        <w:numPr>
+          <w:ilvl w:val="0"/>
+          <w:numId w:val="1"/>
+        </w:numPr>
+        <w:spacing w:after="80"/>
+      </w:pPr>
+      <w:hyperlink w:history="1" r:id="rIdbva2024">
+        <w:r>
+          <w:rPr>
+            <w:rFonts w:ascii="Times New Roman" w:cs="Times New Roman" w:eastAsia="Times New Roman" w:hAnsi="Times New Roman"/>
+            <w:color w:val="1155CC"/>
+            <w:sz w:val="22"/>
+            <w:szCs w:val="22"/>
+            <w:u w:val="single"/>
+          </w:rPr>
+          <w:t xml:space="preserve">AMF — Les arnaques à l'investissement, BVA Xsight pour l'AMF, octobre 2024 (5 001 personnes)</w:t>
+        </w:r>
+      </w:hyperlink>
+      <w:r>
+        <w:rPr>
+          <w:rFonts w:ascii="Times New Roman" w:cs="Times New Roman" w:eastAsia="Times New Roman" w:hAnsi="Times New Roman"/>
+          <w:color w:val="1F2937"/>
+          <w:sz w:val="22"/>
+          <w:szCs w:val="22"/>
+        </w:rPr>
+        <w:t xml:space="preserve"> — AJOUTÉE LE 12/09/2026 : l'étude dont la leçon avait emprunté le descriptif (BVA Xsight, octobre 2024, 5 001) en le collant au chiffre du baromètre. Son chiffre-clé est 3,2 % de victimes probables. Testée le 12/09/2026 : HTTP 200, 4 845 caractères utiles, « 3,2 % » et « 5 001 » présents.</w:t>
+      </w:r>
+    </w:p>
+    <w:p>
+      <w:pPr>
         <w:spacing w:after="120"/>
       </w:pPr>
     </w:p>
@@ -4901,6 +4963,86 @@
       <w:pPr>
         <w:spacing w:after="120"/>
       </w:pPr>
+    </w:p>
+    <w:p>
+      <w:pPr>
+        <w:pStyle w:val="ListParagraph"/>
+        <w:numPr>
+          <w:ilvl w:val="0"/>
+          <w:numId w:val="1"/>
+        </w:numPr>
+        <w:spacing w:after="80"/>
+      </w:pPr>
+      <w:r>
+        <w:rPr>
+          <w:rFonts w:ascii="Times New Roman" w:cs="Times New Roman" w:eastAsia="Times New Roman" w:hAnsi="Times New Roman"/>
+          <w:b/>
+          <w:bCs/>
+          <w:color w:val="1F2937"/>
+          <w:sz w:val="22"/>
+          <w:szCs w:val="22"/>
+        </w:rPr>
+        <w:t xml:space="preserve">📝 Journal des corrections — 12 septembre 2026</w:t>
+      </w:r>
+    </w:p>
+    <w:p>
+      <w:pPr>
+        <w:pStyle w:val="ListParagraph"/>
+        <w:numPr>
+          <w:ilvl w:val="0"/>
+          <w:numId w:val="1"/>
+        </w:numPr>
+        <w:spacing w:after="80"/>
+      </w:pPr>
+      <w:r>
+        <w:rPr>
+          <w:rFonts w:ascii="Times New Roman" w:cs="Times New Roman" w:eastAsia="Times New Roman" w:hAnsi="Times New Roman"/>
+          <w:b/>
+          <w:bCs/>
+          <w:color w:val="1F2937"/>
+          <w:sz w:val="22"/>
+          <w:szCs w:val="22"/>
+        </w:rPr>
+        <w:t xml:space="preserve">Relue le 12/09/2026 par la passe A4 du contrôle d'attribution. UNE correction, et elle n'était pas qu'une adresse manquante.</w:t>
+      </w:r>
+    </w:p>
+    <w:p>
+      <w:pPr>
+        <w:pStyle w:val="ListParagraph"/>
+        <w:numPr>
+          <w:ilvl w:val="0"/>
+          <w:numId w:val="1"/>
+        </w:numPr>
+        <w:spacing w:after="80"/>
+      </w:pPr>
+      <w:r>
+        <w:rPr>
+          <w:rFonts w:ascii="Times New Roman" w:cs="Times New Roman" w:eastAsia="Times New Roman" w:hAnsi="Times New Roman"/>
+          <w:color w:val="1F2937"/>
+          <w:sz w:val="22"/>
+          <w:szCs w:val="22"/>
+        </w:rPr>
+        <w:t xml:space="preserve">① Deux études de l'AMF soudées l'une à l'autre. La ligne « Source : AMF, baromètre 2025 — étude BVA Xsight, octobre 2024, 5 001 personnes interrogées » ne portait aucune adresse. En allant la chercher, on découvre qu'elle décrit DEUX documents distincts : le Baromètre de l'épargne et de l'investissement 2025 (Audirep, 2 120 personnes, terrain du 19 septembre au 3 octobre 2025), d'où vient le « 16 % déclarent avoir déjà été victimes » (15 % en 2024) ; et « Les arnaques à l'investissement » (BVA Xsight, octobre 2024, 5 001 personnes), dont le chiffre-clé est 3,2 % de victimes PROBABLES. Le chiffre de la leçon était juste et venait du premier ; son descriptif venait du second. Un lecteur qui aurait ouvert l'étude BVA en cherchant le 16 % y aurait trouvé 3,2 % — cinq fois moins — et conclu à une erreur. Les deux études sont désormais nommées, distinguées, et ajoutées aux ressources.</w:t>
+      </w:r>
+    </w:p>
+    <w:p>
+      <w:pPr>
+        <w:pStyle w:val="ListParagraph"/>
+        <w:numPr>
+          <w:ilvl w:val="0"/>
+          <w:numId w:val="1"/>
+        </w:numPr>
+        <w:spacing w:after="80"/>
+      </w:pPr>
+      <w:r>
+        <w:rPr>
+          <w:rFonts w:ascii="Times New Roman" w:cs="Times New Roman" w:eastAsia="Times New Roman" w:hAnsi="Times New Roman"/>
+          <w:color w:val="1F2937"/>
+          <w:sz w:val="22"/>
+          <w:szCs w:val="22"/>
+        </w:rPr>
+        <w:t xml:space="preserve">Ce que ce cas apprend, et qui vaut pour tout le parcours : une ligne « Source : » sans adresse ne se vérifie pas — et c'est justement quand on ne la vérifie pas que deux références se mélangent. Le « stable depuis deux ans », que rien ne sourçait, devient « 15 % en 2024 », qui est ce que le baromètre dit.</w:t>
+      </w:r>
     </w:p>
     <w:p>
       <w:pPr>

--- a/livrables/lecons/2026-08-16_lecon-revenus-passifs_04_economie-reelle-couts-fiscalite.docx
+++ b/livrables/lecons/2026-08-16_lecon-revenus-passifs_04_economie-reelle-couts-fiscalite.docx
@@ -2187,7 +2187,57 @@
           <w:sz w:val="22"/>
           <w:szCs w:val="22"/>
         </w:rPr>
-        <w:t xml:space="preserve">E-commerce / dropshipping : 80 à 90 % des boutiques cessent leur activité dans les quatre premiers mois, selon des agrégateurs sectoriels (sources : kiwezo.com, thunderbit.com — sources secondaires commerciales, à prendre avec précaution)</w:t>
+        <w:t xml:space="preserve">E-commerce / dropshipping : 90 % des sites e-commerce cessent leur activité dans les quatre premiers mois selon </w:t>
+      </w:r>
+      <w:hyperlink w:history="1" r:id="rIdkiw2026">
+        <w:r>
+          <w:rPr>
+            <w:rFonts w:ascii="Times New Roman" w:cs="Times New Roman" w:eastAsia="Times New Roman" w:hAnsi="Times New Roman"/>
+            <w:b w:val="false"/>
+            <w:bCs w:val="false"/>
+            <w:sz w:val="22"/>
+            <w:szCs w:val="22"/>
+            <w:color w:val="1155CC"/>
+            <w:u w:val="single"/>
+          </w:rPr>
+          <w:t xml:space="preserve">kiwezo.com</w:t>
+        </w:r>
+      </w:hyperlink>
+      <w:r>
+        <w:rPr>
+          <w:rFonts w:ascii="Times New Roman" w:cs="Times New Roman" w:eastAsia="Times New Roman" w:hAnsi="Times New Roman"/>
+          <w:b w:val="false"/>
+          <w:bCs w:val="false"/>
+          <w:color w:val="1F2937"/>
+          <w:sz w:val="22"/>
+          <w:szCs w:val="22"/>
+        </w:rPr>
+        <w:t xml:space="preserve">, et 80 à 90 % des boutiques de dropshipping échouent dans leur première année selon </w:t>
+      </w:r>
+      <w:hyperlink w:history="1" r:id="rIdthb2026">
+        <w:r>
+          <w:rPr>
+            <w:rFonts w:ascii="Times New Roman" w:cs="Times New Roman" w:eastAsia="Times New Roman" w:hAnsi="Times New Roman"/>
+            <w:b w:val="false"/>
+            <w:bCs w:val="false"/>
+            <w:sz w:val="22"/>
+            <w:szCs w:val="22"/>
+            <w:color w:val="1155CC"/>
+            <w:u w:val="single"/>
+          </w:rPr>
+          <w:t xml:space="preserve">thunderbit.com</w:t>
+        </w:r>
+      </w:hyperlink>
+      <w:r>
+        <w:rPr>
+          <w:rFonts w:ascii="Times New Roman" w:cs="Times New Roman" w:eastAsia="Times New Roman" w:hAnsi="Times New Roman"/>
+          <w:b w:val="false"/>
+          <w:bCs w:val="false"/>
+          <w:color w:val="1F2937"/>
+          <w:sz w:val="22"/>
+          <w:szCs w:val="22"/>
+        </w:rPr>
+        <w:t xml:space="preserve"> — sources secondaires commerciales, à prendre avec précaution. ⚠️ Corrigé le 12/09/2026 : la première version fondait les deux en « 80 à 90 % dans les quatre premiers mois », chiffre qu'aucune des deux pages n'écrit, et ne donnait aucun lien.</w:t>
       </w:r>
     </w:p>
     <w:p>
@@ -4748,6 +4798,70 @@
     </w:p>
     <w:p>
       <w:pPr>
+        <w:pStyle w:val="ListParagraph"/>
+        <w:numPr>
+          <w:ilvl w:val="0"/>
+          <w:numId w:val="1"/>
+        </w:numPr>
+        <w:spacing w:after="80"/>
+      </w:pPr>
+      <w:hyperlink w:history="1" r:id="rIdthb2026">
+        <w:r>
+          <w:rPr>
+            <w:rFonts w:ascii="Times New Roman" w:cs="Times New Roman" w:eastAsia="Times New Roman" w:hAnsi="Times New Roman"/>
+            <w:color w:val="1155CC"/>
+            <w:sz w:val="22"/>
+            <w:szCs w:val="22"/>
+            <w:u w:val="single"/>
+          </w:rPr>
+          <w:t xml:space="preserve">Thunderbit — 60 Dropshipping Statistics and Key Trends Shaping 2026</w:t>
+        </w:r>
+      </w:hyperlink>
+      <w:r>
+        <w:rPr>
+          <w:rFonts w:ascii="Times New Roman" w:cs="Times New Roman" w:eastAsia="Times New Roman" w:hAnsi="Times New Roman"/>
+          <w:color w:val="1155CC"/>
+          <w:sz w:val="22"/>
+          <w:szCs w:val="22"/>
+          <w:u w:val="single"/>
+        </w:rPr>
+        <w:t xml:space="preserve"> — AJOUTÉE LE 12/09/2026 : source secondaire du « 80–90 % la première année », nommée sans lien.</w:t>
+      </w:r>
+    </w:p>
+    <w:p>
+      <w:pPr>
+        <w:pStyle w:val="ListParagraph"/>
+        <w:numPr>
+          <w:ilvl w:val="0"/>
+          <w:numId w:val="1"/>
+        </w:numPr>
+        <w:spacing w:after="80"/>
+      </w:pPr>
+      <w:hyperlink w:history="1" r:id="rIdkiw2026">
+        <w:r>
+          <w:rPr>
+            <w:rFonts w:ascii="Times New Roman" w:cs="Times New Roman" w:eastAsia="Times New Roman" w:hAnsi="Times New Roman"/>
+            <w:color w:val="1155CC"/>
+            <w:sz w:val="22"/>
+            <w:szCs w:val="22"/>
+            <w:u w:val="single"/>
+          </w:rPr>
+          <w:t xml:space="preserve">Kiwezo — E-commerce et dropshipping 2.0 : stop au 90 % d'échec</w:t>
+        </w:r>
+      </w:hyperlink>
+      <w:r>
+        <w:rPr>
+          <w:rFonts w:ascii="Times New Roman" w:cs="Times New Roman" w:eastAsia="Times New Roman" w:hAnsi="Times New Roman"/>
+          <w:color w:val="1155CC"/>
+          <w:sz w:val="22"/>
+          <w:szCs w:val="22"/>
+          <w:u w:val="single"/>
+        </w:rPr>
+        <w:t xml:space="preserve"> — AJOUTÉE LE 12/09/2026 : source secondaire du « 90 % dans les quatre premiers mois », nommée sans lien.</w:t>
+      </w:r>
+    </w:p>
+    <w:p>
+      <w:pPr>
         <w:spacing w:after="120"/>
       </w:pPr>
     </w:p>
@@ -5060,6 +5174,20 @@
           <w:szCs w:val="18"/>
         </w:rPr>
         <w:t xml:space="preserve">Leçon Revenus passifs n°4 / 10 — 16 août 2026 — Usage éducatif et personnel</w:t>
+      </w:r>
+    </w:p>
+    <w:p>
+      <w:pPr>
+        <w:spacing w:after="80"/>
+      </w:pPr>
+      <w:r>
+        <w:rPr>
+          <w:rFonts w:ascii="Times New Roman" w:cs="Times New Roman" w:eastAsia="Times New Roman" w:hAnsi="Times New Roman"/>
+          <w:color w:val="1F2937"/>
+          <w:sz w:val="22"/>
+          <w:szCs w:val="22"/>
+        </w:rPr>
+        <w:t xml:space="preserve">3. Deux sources nommées sans lien, et un chiffre qui les fondait — 12/09/2026. Version initiale : « 80 à 90 % des boutiques cessent leur activité dans les quatre premiers mois, selon des agrégateurs sectoriels (sources : kiwezo.com, thunderbit.com…) ». Les deux pages ouvertes le 12/09/2026 : Kiwezo écrit « 90 % des sites e-commerce cessent leur activité dans les quatre premiers mois » ; Thunderbit écrit « 80–90 % of new dropshipping businesses fail within the first year ». La leçon avait pris la fourchette de l'une et l'horizon de l'autre. Les deux chiffres sont désormais donnés chacun avec sa source, liée, et ajoutés aux ressources.</w:t>
       </w:r>
     </w:p>
     <w:sectPr>
